--- a/運営指導対応_2026年度/04_指針・規程集.docx
+++ b/運営指導対応_2026年度/04_指針・規程集.docx
@@ -951,7 +951,7 @@
           <w:i w:val="0"/>
           <w:sz w:val="20"/>
         </w:rPr>
-        <w:t>２　委員会は、管理者（川島宏太）、感染対策担当者（鈴木）及び看護職員全員をもって構成する。職員が3名の小規模事業所であるため、全職員が参加する定例ミーティングをもって委員会とする。</w:t>
+        <w:t>２　委員会は、管理者（川島宏太）、感染対策担当者（鈴木　菜緒子）及び看護職員全員をもって構成する。職員が3名の小規模事業所であるため、全職員が参加する定例ミーティングをもって委員会とする。</w:t>
       </w:r>
     </w:p>
     <w:p>
@@ -2116,7 +2116,7 @@
           <w:i w:val="0"/>
           <w:sz w:val="20"/>
         </w:rPr>
-        <w:t>２　委員会は、管理者（川島宏太）、虐待防止担当者（鈴木）及び看護職員全員をもって構成する。職員が3名の小規模事業所であるため、全職員が参加する定例ミーティングをもって委員会とする。</w:t>
+        <w:t>２　委員会は、管理者（川島宏太）、虐待防止担当者（鈴木　菜緒子）及び看護職員全員をもって構成する。職員が3名の小規模事業所であるため、全職員が参加する定例ミーティングをもって委員会とする。</w:t>
       </w:r>
     </w:p>
     <w:p>
@@ -2250,7 +2250,7 @@
           <w:i w:val="0"/>
           <w:sz w:val="20"/>
         </w:rPr>
-        <w:t>第5条　当事業所は、虐待の防止に関する措置を適切に実施するため、虐待防止担当者を置く。虐待防止担当者は鈴木とする。</w:t>
+        <w:t>第5条　当事業所は、虐待の防止に関する措置を適切に実施するため、虐待防止担当者を置く。虐待防止担当者は鈴木　菜緒子とする。</w:t>
       </w:r>
     </w:p>
     <w:p>
@@ -2339,7 +2339,7 @@
           <w:i w:val="0"/>
           <w:sz w:val="20"/>
         </w:rPr>
-        <w:t>３　当事業所は、報告を受けたときは、事実確認を行うとともに、速やかに上尾市（介護保険課）に通報する。生命又は身体に重大な危険が生じているおそれがあると認めるときは、直ちに通報する。</w:t>
+        <w:t>３　当事業所は、報告を受けたときは、事実確認を行うとともに、速やかに上尾市（高齢介護課）及び地域包括支援センターに通報・相談する。生命又は身体に重大な危険が生じているおそれがあると認めるときは、直ちに通報する。</w:t>
       </w:r>
     </w:p>
     <w:p>
@@ -4177,7 +4177,7 @@
           <w:i w:val="0"/>
           <w:sz w:val="20"/>
         </w:rPr>
-        <w:t xml:space="preserve">　　外部窓口　埼玉労働局 総合労働相談コーナー／顧問社会保険労務士　連絡先（　　　　　　　　　　）</w:t>
+        <w:t xml:space="preserve">　　外部窓口　顧問社会保険労務士（管理者自身に関する相談はこちら）　連絡先（　　　　　　　　　　）-　　外部窓口　埼玉労働局 総合労働相談コーナー　連絡先（　　　　　　　　　　）</w:t>
       </w:r>
     </w:p>
     <w:p>
@@ -4429,7 +4429,7 @@
           <w:i w:val="0"/>
           <w:sz w:val="20"/>
         </w:rPr>
-        <w:t>・居宅介護支援事業所（ケアプランTAMA等）、主治医及び上尾市を交えた話し合い</w:t>
+        <w:t>・居宅介護支援事業所（ケアプランTAMA等）、主治医及び上尾市（高齢介護課）を交えた話し合い</w:t>
       </w:r>
     </w:p>
     <w:p>
